--- a/АиКМС/прак_2/АиКМС прак 2.docx
+++ b/АиКМС/прак_2/АиКМС прак 2.docx
@@ -1585,7 +1585,6 @@
       <w:r>
         <w:rPr>
           <w:rFonts w:ascii="Times New Roman" w:hAnsi="Times New Roman" w:cs="Times New Roman"/>
-          <w:b/>
           <w:sz w:val="28"/>
           <w:szCs w:val="28"/>
           <w:lang w:val="en-US"/>
@@ -1595,7 +1594,6 @@
       <w:r>
         <w:rPr>
           <w:rFonts w:ascii="Times New Roman" w:hAnsi="Times New Roman" w:cs="Times New Roman"/>
-          <w:b/>
           <w:sz w:val="28"/>
           <w:szCs w:val="28"/>
         </w:rPr>
@@ -1604,37 +1602,15 @@
       <w:r>
         <w:rPr>
           <w:rFonts w:ascii="Times New Roman" w:hAnsi="Times New Roman" w:cs="Times New Roman"/>
-          <w:b/>
           <w:sz w:val="28"/>
           <w:szCs w:val="28"/>
           <w:lang w:val="en-US"/>
         </w:rPr>
-        <w:t>Ca</w:t>
-      </w:r>
-      <w:r>
-        <w:rPr>
-          <w:rFonts w:ascii="Times New Roman" w:hAnsi="Times New Roman" w:cs="Times New Roman"/>
-          <w:b/>
-          <w:sz w:val="28"/>
-          <w:szCs w:val="28"/>
-          <w:lang w:val="en-US"/>
-        </w:rPr>
-        <w:t>s</w:t>
-      </w:r>
-      <w:r>
-        <w:rPr>
-          <w:rFonts w:ascii="Times New Roman" w:hAnsi="Times New Roman" w:cs="Times New Roman"/>
-          <w:b/>
-          <w:sz w:val="28"/>
-          <w:szCs w:val="28"/>
-          <w:lang w:val="en-US"/>
-        </w:rPr>
-        <w:t>e</w:t>
-      </w:r>
-      <w:r>
-        <w:rPr>
-          <w:rFonts w:ascii="Times New Roman" w:hAnsi="Times New Roman" w:cs="Times New Roman"/>
-          <w:b/>
+        <w:t>Case</w:t>
+      </w:r>
+      <w:r>
+        <w:rPr>
+          <w:rFonts w:ascii="Times New Roman" w:hAnsi="Times New Roman" w:cs="Times New Roman"/>
           <w:sz w:val="28"/>
           <w:szCs w:val="28"/>
         </w:rPr>
@@ -1660,6 +1636,7 @@
     </w:p>
     <w:p>
       <w:pPr>
+        <w:jc w:val="both"/>
         <w:rPr>
           <w:rFonts w:ascii="Times New Roman" w:hAnsi="Times New Roman" w:cs="Times New Roman"/>
           <w:sz w:val="28"/>
@@ -1942,6 +1919,7 @@
                 <w:rFonts w:ascii="Times New Roman" w:hAnsi="Times New Roman" w:cs="Times New Roman"/>
                 <w:sz w:val="28"/>
                 <w:szCs w:val="28"/>
+                <w:lang w:val="en-US"/>
               </w:rPr>
             </w:pPr>
             <w:r>
@@ -3699,7 +3677,6 @@
       <w:r>
         <w:rPr>
           <w:rFonts w:ascii="Times New Roman" w:hAnsi="Times New Roman" w:cs="Times New Roman"/>
-          <w:b/>
           <w:sz w:val="28"/>
           <w:szCs w:val="28"/>
         </w:rPr>
@@ -3708,7 +3685,6 @@
       <w:r>
         <w:rPr>
           <w:rFonts w:ascii="Times New Roman" w:hAnsi="Times New Roman" w:cs="Times New Roman"/>
-          <w:b/>
           <w:sz w:val="28"/>
           <w:szCs w:val="28"/>
           <w:lang w:val="en-US"/>
@@ -3718,7 +3694,6 @@
       <w:r>
         <w:rPr>
           <w:rFonts w:ascii="Times New Roman" w:hAnsi="Times New Roman" w:cs="Times New Roman"/>
-          <w:b/>
           <w:sz w:val="28"/>
           <w:szCs w:val="28"/>
         </w:rPr>
@@ -3727,7 +3702,6 @@
       <w:r>
         <w:rPr>
           <w:rFonts w:ascii="Times New Roman" w:hAnsi="Times New Roman" w:cs="Times New Roman"/>
-          <w:b/>
           <w:sz w:val="28"/>
           <w:szCs w:val="28"/>
           <w:lang w:val="en-US"/>
@@ -5825,7 +5799,6 @@
       <w:r>
         <w:rPr>
           <w:rFonts w:ascii="Times New Roman" w:hAnsi="Times New Roman" w:cs="Times New Roman"/>
-          <w:b/>
           <w:sz w:val="28"/>
           <w:szCs w:val="28"/>
           <w:lang w:val="en-US"/>
@@ -5835,7 +5808,6 @@
       <w:r>
         <w:rPr>
           <w:rFonts w:ascii="Times New Roman" w:hAnsi="Times New Roman" w:cs="Times New Roman"/>
-          <w:b/>
           <w:sz w:val="28"/>
           <w:szCs w:val="28"/>
         </w:rPr>
@@ -5844,7 +5816,6 @@
       <w:r>
         <w:rPr>
           <w:rFonts w:ascii="Times New Roman" w:hAnsi="Times New Roman" w:cs="Times New Roman"/>
-          <w:b/>
           <w:sz w:val="28"/>
           <w:szCs w:val="28"/>
           <w:lang w:val="en-US"/>
@@ -5854,7 +5825,6 @@
       <w:r>
         <w:rPr>
           <w:rFonts w:ascii="Times New Roman" w:hAnsi="Times New Roman" w:cs="Times New Roman"/>
-          <w:b/>
           <w:sz w:val="28"/>
           <w:szCs w:val="28"/>
         </w:rPr>
@@ -5921,8 +5891,6 @@
         <w:tab/>
         <w:t xml:space="preserve">Проведённую работу отобразим в виде презентации. </w:t>
       </w:r>
-      <w:bookmarkStart w:id="2" w:name="_GoBack"/>
-      <w:bookmarkEnd w:id="2"/>
     </w:p>
     <w:p>
       <w:pPr>
@@ -5937,16 +5905,15 @@
       <w:r>
         <w:rPr>
           <w:rFonts w:ascii="Times New Roman" w:hAnsi="Times New Roman" w:cs="Times New Roman"/>
-          <w:noProof/>
-          <w:sz w:val="28"/>
-          <w:szCs w:val="28"/>
-          <w:lang w:eastAsia="ru-RU"/>
+          <w:sz w:val="28"/>
+          <w:szCs w:val="28"/>
+          <w:lang w:val="en-US"/>
         </w:rPr>
         <w:lastRenderedPageBreak/>
         <w:drawing>
-          <wp:inline distT="0" distB="0" distL="0" distR="0" wp14:anchorId="0244A8A4" wp14:editId="2082BDC6">
-            <wp:extent cx="5896303" cy="3936121"/>
-            <wp:effectExtent l="0" t="0" r="0" b="7620"/>
+          <wp:inline distT="0" distB="0" distL="0" distR="0" wp14:anchorId="2F923292" wp14:editId="5FAE8B50">
+            <wp:extent cx="5940425" cy="3679825"/>
+            <wp:effectExtent l="0" t="0" r="3175" b="0"/>
             <wp:docPr id="1" name="Рисунок 1"/>
             <wp:cNvGraphicFramePr>
               <a:graphicFrameLocks xmlns:a="http://schemas.openxmlformats.org/drawingml/2006/main" noChangeAspect="1"/>
@@ -5967,7 +5934,7 @@
                   <pic:spPr>
                     <a:xfrm>
                       <a:off x="0" y="0"/>
-                      <a:ext cx="5908201" cy="3944064"/>
+                      <a:ext cx="5940425" cy="3679825"/>
                     </a:xfrm>
                     <a:prstGeom prst="rect">
                       <a:avLst/>
@@ -5979,6 +5946,8 @@
           </wp:inline>
         </w:drawing>
       </w:r>
+      <w:bookmarkStart w:id="2" w:name="_GoBack"/>
+      <w:bookmarkEnd w:id="2"/>
     </w:p>
     <w:p>
       <w:pPr>
@@ -6142,7 +6111,6 @@
       <w:r>
         <w:rPr>
           <w:rFonts w:ascii="Times New Roman" w:hAnsi="Times New Roman" w:cs="Times New Roman"/>
-          <w:b/>
           <w:sz w:val="28"/>
           <w:szCs w:val="28"/>
           <w:lang w:val="en-US"/>
@@ -6152,7 +6120,6 @@
       <w:r>
         <w:rPr>
           <w:rFonts w:ascii="Times New Roman" w:hAnsi="Times New Roman" w:cs="Times New Roman"/>
-          <w:b/>
           <w:sz w:val="28"/>
           <w:szCs w:val="28"/>
         </w:rPr>
@@ -6161,7 +6128,6 @@
       <w:r>
         <w:rPr>
           <w:rFonts w:ascii="Times New Roman" w:hAnsi="Times New Roman" w:cs="Times New Roman"/>
-          <w:b/>
           <w:sz w:val="28"/>
           <w:szCs w:val="28"/>
           <w:lang w:val="en-US"/>
@@ -6171,7 +6137,6 @@
       <w:r>
         <w:rPr>
           <w:rFonts w:ascii="Times New Roman" w:hAnsi="Times New Roman" w:cs="Times New Roman"/>
-          <w:b/>
           <w:sz w:val="28"/>
           <w:szCs w:val="28"/>
         </w:rPr>
@@ -7165,7 +7130,7 @@
 </file>
 
 <file path=customXml/itemProps1.xml><?xml version="1.0" encoding="utf-8"?>
-<ds:datastoreItem xmlns:ds="http://schemas.openxmlformats.org/officeDocument/2006/customXml" ds:itemID="{3EF9BB7F-9983-46EB-A4E7-6C9DD8041694}">
+<ds:datastoreItem xmlns:ds="http://schemas.openxmlformats.org/officeDocument/2006/customXml" ds:itemID="{5FABEBEB-7802-404C-B1C9-D3A2B656B5F2}">
   <ds:schemaRefs>
     <ds:schemaRef ds:uri="http://schemas.openxmlformats.org/officeDocument/2006/bibliography"/>
   </ds:schemaRefs>
